--- a/level4/curriculum/Level4_Lesson2.docx
+++ b/level4/curriculum/Level4_Lesson2.docx
@@ -4475,7 +4475,7 @@
                 <w:i w:val="0"/>
                 <w:sz w:val="23"/>
               </w:rPr>
-              <w:t xml:space="preserve"> A says a word; B points to the picture and makes a sentence (What's your current address? → It's 418 Elm Street.). Switch. </w:t>
+              <w:t xml:space="preserve"> A says a word; B points to the picture and makes a sentence (What's your current address? → It's four eighteen Elm Street.). Switch. </w:t>
             </w:r>
             <w:r>
               <w:rPr>
@@ -4880,7 +4880,7 @@
                 <w:i w:val="0"/>
                 <w:sz w:val="23"/>
               </w:rPr>
-              <w:t>wanna</w:t>
+              <w:t>want to</w:t>
             </w:r>
             <w:r>
               <w:rPr>
@@ -4912,7 +4912,7 @@
                 <w:i w:val="0"/>
                 <w:sz w:val="23"/>
               </w:rPr>
-              <w:t>gonna</w:t>
+              <w:t>going to</w:t>
             </w:r>
             <w:r>
               <w:rPr>
@@ -5014,7 +5014,7 @@
                 <w:i w:val="0"/>
                 <w:sz w:val="23"/>
               </w:rPr>
-              <w:t xml:space="preserve"> read the script aloud with a volunteer (about 1:45), at a natural speed, two times. Say </w:t>
+              <w:t xml:space="preserve"> read the script aloud with a volunteer (about 1:46), at a natural speed, two times. The script says </w:t>
             </w:r>
             <w:r>
               <w:rPr>
@@ -5022,7 +5022,7 @@
                 <w:i/>
                 <w:sz w:val="23"/>
               </w:rPr>
-              <w:t>gonna</w:t>
+              <w:t>going to</w:t>
             </w:r>
             <w:r>
               <w:rPr>
@@ -5038,6 +5038,38 @@
                 <w:i/>
                 <w:sz w:val="23"/>
               </w:rPr>
+              <w:t>want to</w:t>
+            </w:r>
+            <w:r>
+              <w:rPr>
+                <w:b w:val="0"/>
+                <w:i w:val="0"/>
+                <w:sz w:val="23"/>
+              </w:rPr>
+              <w:t xml:space="preserve">. People often say </w:t>
+            </w:r>
+            <w:r>
+              <w:rPr>
+                <w:b w:val="0"/>
+                <w:i/>
+                <w:sz w:val="23"/>
+              </w:rPr>
+              <w:t>gonna</w:t>
+            </w:r>
+            <w:r>
+              <w:rPr>
+                <w:b w:val="0"/>
+                <w:i w:val="0"/>
+                <w:sz w:val="23"/>
+              </w:rPr>
+              <w:t xml:space="preserve"> and </w:t>
+            </w:r>
+            <w:r>
+              <w:rPr>
+                <w:b w:val="0"/>
+                <w:i/>
+                <w:sz w:val="23"/>
+              </w:rPr>
               <w:t>wanna</w:t>
             </w:r>
             <w:r>
@@ -5046,7 +5078,7 @@
                 <w:i w:val="0"/>
                 <w:sz w:val="23"/>
               </w:rPr>
-              <w:t xml:space="preserve"> where the script has them. When the audio is ready, it plays the conversation once; press play again for play 2. A third play is fine if the class needs it.</w:t>
+              <w:t>; learners only need to recognize those words. When the audio is ready, it plays the conversation once; press play again for play 2. A third play is fine if the class needs it.</w:t>
             </w:r>
           </w:p>
           <w:p>
@@ -6691,7 +6723,7 @@
           <w:color w:val="1B6F7A"/>
           <w:sz w:val="30"/>
         </w:rPr>
-        <w:t>Listening script (not recorded yet; about 1:45 when recorded; the conversation plays once, so press play again for the second listen)</w:t>
+        <w:t>Listening script (not recorded yet; about 1:46 when recorded; the conversation plays once, so press play again for the second listen)</w:t>
       </w:r>
     </w:p>
     <w:tbl>
@@ -6740,7 +6772,7 @@
                 <w:i w:val="0"/>
                 <w:sz w:val="22"/>
               </w:rPr>
-              <w:t xml:space="preserve"> the recording is coming soon. Until then, read the script aloud two times, with a volunteer if you can, at a natural, friendly speed. Say </w:t>
+              <w:t xml:space="preserve"> the recording is coming soon. Until then, read the script aloud two times, with a volunteer if you can, at a natural, friendly speed. The script says </w:t>
             </w:r>
             <w:r>
               <w:rPr>
@@ -6748,7 +6780,7 @@
                 <w:i/>
                 <w:sz w:val="22"/>
               </w:rPr>
-              <w:t>gonna</w:t>
+              <w:t>going to</w:t>
             </w:r>
             <w:r>
               <w:rPr>
@@ -6764,6 +6796,38 @@
                 <w:i/>
                 <w:sz w:val="22"/>
               </w:rPr>
+              <w:t>want to</w:t>
+            </w:r>
+            <w:r>
+              <w:rPr>
+                <w:b w:val="0"/>
+                <w:i w:val="0"/>
+                <w:sz w:val="22"/>
+              </w:rPr>
+              <w:t xml:space="preserve">. People often say </w:t>
+            </w:r>
+            <w:r>
+              <w:rPr>
+                <w:b w:val="0"/>
+                <w:i/>
+                <w:sz w:val="22"/>
+              </w:rPr>
+              <w:t>gonna</w:t>
+            </w:r>
+            <w:r>
+              <w:rPr>
+                <w:b w:val="0"/>
+                <w:i w:val="0"/>
+                <w:sz w:val="22"/>
+              </w:rPr>
+              <w:t xml:space="preserve"> and </w:t>
+            </w:r>
+            <w:r>
+              <w:rPr>
+                <w:b w:val="0"/>
+                <w:i/>
+                <w:sz w:val="22"/>
+              </w:rPr>
               <w:t>wanna</w:t>
             </w:r>
             <w:r>
@@ -6772,7 +6836,7 @@
                 <w:i w:val="0"/>
                 <w:sz w:val="22"/>
               </w:rPr>
-              <w:t xml:space="preserve"> where the script has them.</w:t>
+              <w:t>; learners only need to recognize those words.</w:t>
             </w:r>
           </w:p>
         </w:tc>
@@ -6855,7 +6919,7 @@
                 <w:i w:val="0"/>
                 <w:sz w:val="22"/>
               </w:rPr>
-              <w:t xml:space="preserve"> Good afternoon. Welcome to Park View Apartments. How can I help you?</w:t>
+              <w:t xml:space="preserve"> Good afternoon. Welcome to Parkview Apartments. How can I help you?</w:t>
             </w:r>
           </w:p>
           <w:p>
@@ -6876,7 +6940,7 @@
                 <w:i w:val="0"/>
                 <w:sz w:val="22"/>
               </w:rPr>
-              <w:t xml:space="preserve"> Hi. I'm here about the two-bedroom apartment. I wanna fill out an application.</w:t>
+              <w:t xml:space="preserve"> Hi. I'm here about the two-bedroom apartment. I want to fill out an application.</w:t>
             </w:r>
           </w:p>
           <w:p>
@@ -6918,7 +6982,7 @@
                 <w:i w:val="0"/>
                 <w:sz w:val="22"/>
               </w:rPr>
-              <w:t xml:space="preserve"> It's 418 Elm Street, apartment 3.</w:t>
+              <w:t xml:space="preserve"> It's four eighteen Elm Street, apartment 3.</w:t>
             </w:r>
           </w:p>
           <w:p>
@@ -7044,7 +7108,7 @@
                 <w:i w:val="0"/>
                 <w:sz w:val="22"/>
               </w:rPr>
-              <w:t xml:space="preserve"> My apartment is too small. My mother is gonna live with me.</w:t>
+              <w:t xml:space="preserve"> My apartment is too small. My mother is going to live with me.</w:t>
             </w:r>
           </w:p>
           <w:p>
@@ -7149,7 +7213,7 @@
                 <w:i w:val="0"/>
                 <w:sz w:val="22"/>
               </w:rPr>
-              <w:t xml:space="preserve"> And your start date at the clinic? March what?</w:t>
+              <w:t xml:space="preserve"> And what day in March did you start at the clinic?</w:t>
             </w:r>
           </w:p>
           <w:p>
@@ -8029,7 +8093,7 @@
           <w:i w:val="0"/>
           <w:sz w:val="23"/>
         </w:rPr>
-        <w:t xml:space="preserve"> the listening has </w:t>
+        <w:t xml:space="preserve"> the listening says </w:t>
       </w:r>
       <w:r>
         <w:rPr>
@@ -8037,7 +8101,7 @@
           <w:i/>
           <w:sz w:val="23"/>
         </w:rPr>
-        <w:t>gonna</w:t>
+        <w:t>going to</w:t>
       </w:r>
       <w:r>
         <w:rPr>
@@ -8053,7 +8117,7 @@
           <w:i/>
           <w:sz w:val="23"/>
         </w:rPr>
-        <w:t>wanna</w:t>
+        <w:t>want to</w:t>
       </w:r>
       <w:r>
         <w:rPr>
@@ -8061,7 +8125,7 @@
           <w:i w:val="0"/>
           <w:sz w:val="23"/>
         </w:rPr>
-        <w:t xml:space="preserve">. Learners need to understand them; they can always say </w:t>
+        <w:t xml:space="preserve">. People often say </w:t>
       </w:r>
       <w:r>
         <w:rPr>
@@ -8069,7 +8133,7 @@
           <w:i/>
           <w:sz w:val="23"/>
         </w:rPr>
-        <w:t>going to</w:t>
+        <w:t>gonna</w:t>
       </w:r>
       <w:r>
         <w:rPr>
@@ -8085,7 +8149,7 @@
           <w:i/>
           <w:sz w:val="23"/>
         </w:rPr>
-        <w:t>want to</w:t>
+        <w:t>wanna</w:t>
       </w:r>
       <w:r>
         <w:rPr>
@@ -8093,7 +8157,7 @@
           <w:i w:val="0"/>
           <w:sz w:val="23"/>
         </w:rPr>
-        <w:t>.</w:t>
+        <w:t>. Learners only need to recognize the short forms; they can always say the full forms.</w:t>
       </w:r>
     </w:p>
     <w:p>
@@ -10799,7 +10863,7 @@
           <w:i w:val="0"/>
           <w:sz w:val="26"/>
         </w:rPr>
-        <w:t>Park View</w:t>
+        <w:t>Parkview</w:t>
       </w:r>
       <w:r>
         <w:rPr>
@@ -10869,7 +10933,7 @@
           <w:i w:val="0"/>
           <w:sz w:val="26"/>
         </w:rPr>
-        <w:t>Park View Apartments</w:t>
+        <w:t>Parkview Apartments</w:t>
       </w:r>
       <w:r>
         <w:rPr>
@@ -11298,7 +11362,7 @@
           <w:i w:val="0"/>
           <w:sz w:val="26"/>
         </w:rPr>
-        <w:t>wanna</w:t>
+        <w:t>want to</w:t>
       </w:r>
       <w:r>
         <w:rPr>
@@ -11330,7 +11394,7 @@
           <w:i w:val="0"/>
           <w:sz w:val="26"/>
         </w:rPr>
-        <w:t>gonna</w:t>
+        <w:t>going to</w:t>
       </w:r>
       <w:r>
         <w:rPr>

--- a/level4/curriculum/Level4_Lesson2.docx
+++ b/level4/curriculum/Level4_Lesson2.docx
@@ -35,7 +35,7 @@
           <w:i w:val="0"/>
           <w:sz w:val="22"/>
         </w:rPr>
-        <w:t xml:space="preserve"> Draft for review; not published.</w:t>
+        <w:t xml:space="preserve"> Complete lesson (all 13 Level 4 lessons are published).</w:t>
       </w:r>
     </w:p>
     <w:p>
@@ -134,7 +134,25 @@
           <w:i w:val="0"/>
           <w:sz w:val="22"/>
         </w:rPr>
-        <w:t>). Listening audio: not recorded yet (coming soon); until then, read the listening script in this plan aloud.</w:t>
+        <w:t xml:space="preserve">). Audio: </w:t>
+      </w:r>
+      <w:r>
+        <w:rPr>
+          <w:rFonts w:ascii="Consolas" w:hAnsi="Consolas"/>
+          <w:b w:val="0"/>
+          <w:i w:val="0"/>
+          <w:color w:val="8B1A1A"/>
+          <w:sz w:val="22"/>
+        </w:rPr>
+        <w:t>audio/L4_L2_listening.mp3</w:t>
+      </w:r>
+      <w:r>
+        <w:rPr>
+          <w:b w:val="0"/>
+          <w:i w:val="0"/>
+          <w:sz w:val="22"/>
+        </w:rPr>
+        <w:t>.</w:t>
       </w:r>
     </w:p>
     <w:tbl>
@@ -532,7 +550,7 @@
                 <w:i w:val="0"/>
                 <w:sz w:val="19"/>
               </w:rPr>
-              <w:t>Picture and license credits</w:t>
+              <w:t>Picture, audio, and license credits</w:t>
             </w:r>
           </w:p>
         </w:tc>
@@ -2048,15 +2066,17 @@
                 <w:i w:val="0"/>
                 <w:sz w:val="23"/>
               </w:rPr>
-              <w:t xml:space="preserve">Listening: </w:t>
-            </w:r>
-            <w:r>
-              <w:rPr>
-                <w:b/>
-                <w:i w:val="0"/>
+              <w:t xml:space="preserve">Listening: phone + small speaker, </w:t>
+            </w:r>
+            <w:r>
+              <w:rPr>
+                <w:rFonts w:ascii="Consolas" w:hAnsi="Consolas"/>
+                <w:b w:val="0"/>
+                <w:i w:val="0"/>
+                <w:color w:val="8B1A1A"/>
                 <w:sz w:val="23"/>
               </w:rPr>
-              <w:t>no recording yet.</w:t>
+              <w:t>L4_L2_listening.mp3</w:t>
             </w:r>
             <w:r>
               <w:rPr>
@@ -2064,7 +2084,7 @@
                 <w:i w:val="0"/>
                 <w:sz w:val="23"/>
               </w:rPr>
-              <w:t xml:space="preserve"> Read the listening script aloud (with a volunteer if you can), at a natural speed, two times.</w:t>
+              <w:t xml:space="preserve"> (about 1:55). No speaker? Read the script aloud with a volunteer.</w:t>
             </w:r>
           </w:p>
           <w:p>
@@ -5006,7 +5026,7 @@
                 <w:i w:val="0"/>
                 <w:sz w:val="23"/>
               </w:rPr>
-              <w:t>No recording yet:</w:t>
+              <w:t>The audio plays the conversation once (about 1:55).</w:t>
             </w:r>
             <w:r>
               <w:rPr>
@@ -5014,7 +5034,7 @@
                 <w:i w:val="0"/>
                 <w:sz w:val="23"/>
               </w:rPr>
-              <w:t xml:space="preserve"> read the script aloud with a volunteer (about 1:46), at a natural speed, two times. The script says </w:t>
+              <w:t xml:space="preserve"> Press play again for play 2. A third play is fine if the class needs it. The script says </w:t>
             </w:r>
             <w:r>
               <w:rPr>
@@ -5078,7 +5098,7 @@
                 <w:i w:val="0"/>
                 <w:sz w:val="23"/>
               </w:rPr>
-              <w:t>; learners only need to recognize those words. When the audio is ready, it plays the conversation once; press play again for play 2. A third play is fine if the class needs it.</w:t>
+              <w:t>; learners only need to recognize those words.</w:t>
             </w:r>
           </w:p>
           <w:p>
@@ -6723,7 +6743,26 @@
           <w:color w:val="1B6F7A"/>
           <w:sz w:val="30"/>
         </w:rPr>
-        <w:t>Listening script (not recorded yet; about 1:46 when recorded; the conversation plays once, so press play again for the second listen)</w:t>
+        <w:t xml:space="preserve">Listening script: </w:t>
+      </w:r>
+      <w:r>
+        <w:rPr>
+          <w:rFonts w:ascii="Consolas" w:hAnsi="Consolas"/>
+          <w:b/>
+          <w:i w:val="0"/>
+          <w:color w:val="8B1A1A"/>
+          <w:sz w:val="30"/>
+        </w:rPr>
+        <w:t>L4_L2_listening.mp3</w:t>
+      </w:r>
+      <w:r>
+        <w:rPr>
+          <w:b/>
+          <w:i w:val="0"/>
+          <w:color w:val="1B6F7A"/>
+          <w:sz w:val="30"/>
+        </w:rPr>
+        <w:t xml:space="preserve"> (about 1:55; the conversation plays once, so press play again for the second listen)</w:t>
       </w:r>
     </w:p>
     <w:tbl>
@@ -6772,7 +6811,25 @@
                 <w:i w:val="0"/>
                 <w:sz w:val="22"/>
               </w:rPr>
-              <w:t xml:space="preserve"> the recording is coming soon. Until then, read the script aloud two times, with a volunteer if you can, at a natural, friendly speed. The script says </w:t>
+              <w:t xml:space="preserve"> play </w:t>
+            </w:r>
+            <w:r>
+              <w:rPr>
+                <w:rFonts w:ascii="Consolas" w:hAnsi="Consolas"/>
+                <w:b w:val="0"/>
+                <w:i w:val="0"/>
+                <w:color w:val="8B1A1A"/>
+                <w:sz w:val="22"/>
+              </w:rPr>
+              <w:t>L4_L2_listening.mp3</w:t>
+            </w:r>
+            <w:r>
+              <w:rPr>
+                <w:b w:val="0"/>
+                <w:i w:val="0"/>
+                <w:sz w:val="22"/>
+              </w:rPr>
+              <w:t xml:space="preserve"> from a phone + small speaker. No speaker? Read the script with a volunteer, at a natural, friendly speed. The script says </w:t>
             </w:r>
             <w:r>
               <w:rPr>
@@ -19747,7 +19804,7 @@
           <w:i w:val="0"/>
           <w:sz w:val="22"/>
         </w:rPr>
-        <w:t>Listening audio: not recorded yet. When it is made, it will use synthetic voices made with Chatterbox TTS (Resemble AI, MIT License), cloned from synthetic reference clips made with Kokoro-82M (Apache License 2.0), with no recordings of real people. The names and the story are invented.</w:t>
+        <w:t>Listening audio: synthetic voices made with Chatterbox TTS (Resemble AI, MIT License), cloned from synthetic reference clips made with Kokoro-82M (Apache License 2.0). No recordings of real people were used. Each file carries an inaudible Perth watermark marking it as AI-generated. The names and the story are invented.</w:t>
       </w:r>
     </w:p>
     <w:p>
@@ -19785,7 +19842,7 @@
         <w:color w:val="555555"/>
         <w:sz w:val="17"/>
       </w:rPr>
-      <w:t xml:space="preserve">Level 4 ESL · Lesson 2 · Draft for review   |   page </w:t>
+      <w:t xml:space="preserve">Level 4 ESL · Lesson 2   |   page </w:t>
     </w:r>
     <w:r>
       <w:rPr>

--- a/level4/curriculum/Level4_Lesson2.docx
+++ b/level4/curriculum/Level4_Lesson2.docx
@@ -8182,7 +8182,7 @@
           <w:i w:val="0"/>
           <w:sz w:val="23"/>
         </w:rPr>
-        <w:t xml:space="preserve">. People often say </w:t>
+        <w:t xml:space="preserve">. Tell learners: people often say </w:t>
       </w:r>
       <w:r>
         <w:rPr>
@@ -8214,7 +8214,7 @@
           <w:i w:val="0"/>
           <w:sz w:val="23"/>
         </w:rPr>
-        <w:t>. Learners only need to recognize the short forms; they can always say the full forms.</w:t>
+        <w:t>, and they will hear them a lot. The short forms are fine in casual talk; in writing or at a job interview, use the full forms.</w:t>
       </w:r>
     </w:p>
     <w:p>
@@ -11459,7 +11459,7 @@
           <w:i w:val="0"/>
           <w:sz w:val="26"/>
         </w:rPr>
-        <w:t xml:space="preserve"> live with me." You can say </w:t>
+        <w:t xml:space="preserve"> live with me." People often say </w:t>
       </w:r>
       <w:r>
         <w:rPr>
@@ -11467,7 +11467,7 @@
           <w:i/>
           <w:sz w:val="26"/>
         </w:rPr>
-        <w:t>want to</w:t>
+        <w:t>gonna</w:t>
       </w:r>
       <w:r>
         <w:rPr>
@@ -11475,7 +11475,7 @@
           <w:i w:val="0"/>
           <w:sz w:val="26"/>
         </w:rPr>
-        <w:t xml:space="preserve"> and </w:t>
+        <w:t xml:space="preserve"> (going to) and </w:t>
       </w:r>
       <w:r>
         <w:rPr>
@@ -11483,7 +11483,39 @@
           <w:i/>
           <w:sz w:val="26"/>
         </w:rPr>
+        <w:t>wanna</w:t>
+      </w:r>
+      <w:r>
+        <w:rPr>
+          <w:b w:val="0"/>
+          <w:i w:val="0"/>
+          <w:sz w:val="26"/>
+        </w:rPr>
+        <w:t xml:space="preserve"> (want to), and you will hear them a lot. They are fine with friends; in writing or at a job interview, use </w:t>
+      </w:r>
+      <w:r>
+        <w:rPr>
+          <w:b w:val="0"/>
+          <w:i/>
+          <w:sz w:val="26"/>
+        </w:rPr>
         <w:t>going to</w:t>
+      </w:r>
+      <w:r>
+        <w:rPr>
+          <w:b w:val="0"/>
+          <w:i w:val="0"/>
+          <w:sz w:val="26"/>
+        </w:rPr>
+        <w:t xml:space="preserve"> and </w:t>
+      </w:r>
+      <w:r>
+        <w:rPr>
+          <w:b w:val="0"/>
+          <w:i/>
+          <w:sz w:val="26"/>
+        </w:rPr>
+        <w:t>want to</w:t>
       </w:r>
       <w:r>
         <w:rPr>
